--- a/docs/rapport.docx
+++ b/docs/rapport.docx
@@ -28,7 +28,7 @@
         </w:p>
       </w:sdtContent>
     </w:sdt>
-    <w:bookmarkStart w:id="29" w:name="Xf6fd27b3ae27dbcd8614438cc8fb45ae3608d6e"/>
+    <w:bookmarkStart w:id="32" w:name="Xf6fd27b3ae27dbcd8614438cc8fb45ae3608d6e"/>
     <w:p>
       <w:pPr>
         <w:pStyle w:val="Heading1"/>
@@ -1465,7 +1465,7 @@
       </w:r>
     </w:p>
     <w:bookmarkEnd w:id="13"/>
-    <w:bookmarkStart w:id="18" w:name="métriques-résultats-reproductibles"/>
+    <w:bookmarkStart w:id="19" w:name="métriques-résultats-reproductibles"/>
     <w:p>
       <w:pPr>
         <w:pStyle w:val="Heading2"/>
@@ -4348,8 +4348,789 @@
       </w:r>
     </w:p>
     <w:bookmarkEnd w:id="17"/>
+    <w:bookmarkStart w:id="18" w:name="X6e170645ec9449b2c329ad84e8153d65e7d408e"/>
+    <w:p>
+      <w:pPr>
+        <w:pStyle w:val="Heading3"/>
+      </w:pPr>
+      <w:r>
+        <w:t xml:space="preserve">6.4 Extension COULD — classifieur entraîné (fine-tuning mesuré)</w:t>
+      </w:r>
+    </w:p>
+    <w:p>
+      <w:pPr>
+        <w:pStyle w:val="FirstParagraph"/>
+      </w:pPr>
+      <w:r>
+        <w:t xml:space="preserve">Pour obtenir un</w:t>
+      </w:r>
+      <w:r>
+        <w:t xml:space="preserve"> </w:t>
+      </w:r>
+      <w:r>
+        <w:rPr>
+          <w:b/>
+          <w:bCs/>
+        </w:rPr>
+        <w:t xml:space="preserve">score de confiance plus contrôlable</w:t>
+      </w:r>
+      <w:r>
+        <w:t xml:space="preserve"> </w:t>
+      </w:r>
+      <w:r>
+        <w:t xml:space="preserve">et une vraie</w:t>
+      </w:r>
+      <w:r>
+        <w:t xml:space="preserve"> </w:t>
+      </w:r>
+      <w:r>
+        <w:rPr>
+          <w:b/>
+          <w:bCs/>
+        </w:rPr>
+        <w:t xml:space="preserve">phase</w:t>
+      </w:r>
+      <w:r>
+        <w:rPr>
+          <w:b/>
+          <w:bCs/>
+        </w:rPr>
+        <w:t xml:space="preserve"> </w:t>
+      </w:r>
+      <w:r>
+        <w:rPr>
+          <w:b/>
+          <w:bCs/>
+        </w:rPr>
+        <w:t xml:space="preserve">d’entraînement/validation</w:t>
+      </w:r>
+      <w:r>
+        <w:t xml:space="preserve">, un</w:t>
+      </w:r>
+      <w:r>
+        <w:t xml:space="preserve"> </w:t>
+      </w:r>
+      <w:r>
+        <w:rPr>
+          <w:b/>
+          <w:bCs/>
+        </w:rPr>
+        <w:t xml:space="preserve">ResNet18 pré-entraîné (ImageNet) est fine-tuné</w:t>
+      </w:r>
+      <w:r>
+        <w:t xml:space="preserve"> </w:t>
+      </w:r>
+      <w:r>
+        <w:t xml:space="preserve">(transfer learning) sur les vraies radios Kaggle : 1000 images d’entraînement</w:t>
+      </w:r>
+      <w:r>
+        <w:t xml:space="preserve"> </w:t>
+      </w:r>
+      <w:r>
+        <w:t xml:space="preserve">(500/classe), 3 époques, GPU, seuil d’incertitude 0.60</w:t>
+      </w:r>
+      <w:r>
+        <w:t xml:space="preserve"> </w:t>
+      </w:r>
+      <w:r>
+        <w:t xml:space="preserve">(</w:t>
+      </w:r>
+      <w:r>
+        <w:rPr>
+          <w:rStyle w:val="VerbatimChar"/>
+        </w:rPr>
+        <w:t xml:space="preserve">finetuning/train_cxr_classifier.py</w:t>
+      </w:r>
+      <w:r>
+        <w:t xml:space="preserve">). Évaluation sur le</w:t>
+      </w:r>
+      <w:r>
+        <w:t xml:space="preserve"> </w:t>
+      </w:r>
+      <w:r>
+        <w:rPr>
+          <w:b/>
+          <w:bCs/>
+        </w:rPr>
+        <w:t xml:space="preserve">test set complet</w:t>
+      </w:r>
+      <w:r>
+        <w:rPr>
+          <w:b/>
+          <w:bCs/>
+        </w:rPr>
+        <w:t xml:space="preserve"> </w:t>
+      </w:r>
+      <w:r>
+        <w:rPr>
+          <w:b/>
+          <w:bCs/>
+        </w:rPr>
+        <w:t xml:space="preserve">(624 images)</w:t>
+      </w:r>
+      <w:r>
+        <w:t xml:space="preserve"> </w:t>
+      </w:r>
+      <w:r>
+        <w:t xml:space="preserve">:</w:t>
+      </w:r>
+    </w:p>
+    <w:tbl>
+      <w:tblPr>
+        <w:tblStyle w:val="Table"/>
+        <w:tblW w:type="pct" w:w="5000"/>
+        <w:tblLayout w:type="fixed"/>
+        <w:tblLook w:firstRow="1" w:lastRow="0" w:firstColumn="0" w:lastColumn="0" w:noHBand="0" w:noVBand="0" w:val="0020"/>
+      </w:tblPr>
+      <w:tblGrid>
+        <w:gridCol w:w="1033"/>
+        <w:gridCol w:w="1377"/>
+        <w:gridCol w:w="1377"/>
+        <w:gridCol w:w="1377"/>
+        <w:gridCol w:w="1377"/>
+        <w:gridCol w:w="1377"/>
+      </w:tblGrid>
+      <w:tr>
+        <w:trPr>
+          <w:tblHeader w:val="on"/>
+        </w:trPr>
+        <w:tc>
+          <w:tcPr/>
+          <w:p>
+            <w:pPr>
+              <w:pStyle w:val="Compact"/>
+            </w:pPr>
+            <w:r>
+              <w:t xml:space="preserve">Modèle (sur données réelles)</w:t>
+            </w:r>
+          </w:p>
+        </w:tc>
+        <w:tc>
+          <w:tcPr/>
+          <w:p>
+            <w:pPr>
+              <w:pStyle w:val="Compact"/>
+              <w:jc w:val="right"/>
+            </w:pPr>
+            <w:r>
+              <w:t xml:space="preserve">Accuracy</w:t>
+            </w:r>
+          </w:p>
+        </w:tc>
+        <w:tc>
+          <w:tcPr/>
+          <w:p>
+            <w:pPr>
+              <w:pStyle w:val="Compact"/>
+              <w:jc w:val="right"/>
+            </w:pPr>
+            <w:r>
+              <w:t xml:space="preserve">Sensibilité</w:t>
+            </w:r>
+          </w:p>
+        </w:tc>
+        <w:tc>
+          <w:tcPr/>
+          <w:p>
+            <w:pPr>
+              <w:pStyle w:val="Compact"/>
+              <w:jc w:val="right"/>
+            </w:pPr>
+            <w:r>
+              <w:t xml:space="preserve">Spécificité</w:t>
+            </w:r>
+          </w:p>
+        </w:tc>
+        <w:tc>
+          <w:tcPr/>
+          <w:p>
+            <w:pPr>
+              <w:pStyle w:val="Compact"/>
+              <w:jc w:val="right"/>
+            </w:pPr>
+            <w:r>
+              <w:t xml:space="preserve">Latence</w:t>
+            </w:r>
+          </w:p>
+        </w:tc>
+        <w:tc>
+          <w:tcPr/>
+          <w:p>
+            <w:pPr>
+              <w:pStyle w:val="Compact"/>
+              <w:jc w:val="right"/>
+            </w:pPr>
+            <w:r>
+              <w:t xml:space="preserve">n(test)</w:t>
+            </w:r>
+          </w:p>
+        </w:tc>
+      </w:tr>
+      <w:tr>
+        <w:tc>
+          <w:tcPr/>
+          <w:p>
+            <w:pPr>
+              <w:pStyle w:val="Compact"/>
+            </w:pPr>
+            <w:r>
+              <w:t xml:space="preserve">MedGemma — prompt baseline</w:t>
+            </w:r>
+          </w:p>
+        </w:tc>
+        <w:tc>
+          <w:tcPr/>
+          <w:p>
+            <w:pPr>
+              <w:pStyle w:val="Compact"/>
+              <w:jc w:val="right"/>
+            </w:pPr>
+            <w:r>
+              <w:t xml:space="preserve">0.767</w:t>
+            </w:r>
+          </w:p>
+        </w:tc>
+        <w:tc>
+          <w:tcPr/>
+          <w:p>
+            <w:pPr>
+              <w:pStyle w:val="Compact"/>
+              <w:jc w:val="right"/>
+            </w:pPr>
+            <w:r>
+              <w:t xml:space="preserve">0.667</w:t>
+            </w:r>
+          </w:p>
+        </w:tc>
+        <w:tc>
+          <w:tcPr/>
+          <w:p>
+            <w:pPr>
+              <w:pStyle w:val="Compact"/>
+              <w:jc w:val="right"/>
+            </w:pPr>
+            <w:r>
+              <w:t xml:space="preserve">0.867</w:t>
+            </w:r>
+          </w:p>
+        </w:tc>
+        <w:tc>
+          <w:tcPr/>
+          <w:p>
+            <w:pPr>
+              <w:pStyle w:val="Compact"/>
+              <w:jc w:val="right"/>
+            </w:pPr>
+            <w:r>
+              <w:t xml:space="preserve">~17 s</w:t>
+            </w:r>
+          </w:p>
+        </w:tc>
+        <w:tc>
+          <w:tcPr/>
+          <w:p>
+            <w:pPr>
+              <w:pStyle w:val="Compact"/>
+              <w:jc w:val="right"/>
+            </w:pPr>
+            <w:r>
+              <w:t xml:space="preserve">30</w:t>
+            </w:r>
+          </w:p>
+        </w:tc>
+      </w:tr>
+      <w:tr>
+        <w:tc>
+          <w:tcPr/>
+          <w:p>
+            <w:pPr>
+              <w:pStyle w:val="Compact"/>
+            </w:pPr>
+            <w:r>
+              <w:t xml:space="preserve">MedGemma — prompt amélioré</w:t>
+            </w:r>
+          </w:p>
+        </w:tc>
+        <w:tc>
+          <w:tcPr/>
+          <w:p>
+            <w:pPr>
+              <w:pStyle w:val="Compact"/>
+              <w:jc w:val="right"/>
+            </w:pPr>
+            <w:r>
+              <w:t xml:space="preserve">0.533</w:t>
+            </w:r>
+          </w:p>
+        </w:tc>
+        <w:tc>
+          <w:tcPr/>
+          <w:p>
+            <w:pPr>
+              <w:pStyle w:val="Compact"/>
+              <w:jc w:val="right"/>
+            </w:pPr>
+            <w:r>
+              <w:t xml:space="preserve">0.067</w:t>
+            </w:r>
+          </w:p>
+        </w:tc>
+        <w:tc>
+          <w:tcPr/>
+          <w:p>
+            <w:pPr>
+              <w:pStyle w:val="Compact"/>
+              <w:jc w:val="right"/>
+            </w:pPr>
+            <w:r>
+              <w:t xml:space="preserve">1.000</w:t>
+            </w:r>
+          </w:p>
+        </w:tc>
+        <w:tc>
+          <w:tcPr/>
+          <w:p>
+            <w:pPr>
+              <w:pStyle w:val="Compact"/>
+              <w:jc w:val="right"/>
+            </w:pPr>
+            <w:r>
+              <w:t xml:space="preserve">~16 s</w:t>
+            </w:r>
+          </w:p>
+        </w:tc>
+        <w:tc>
+          <w:tcPr/>
+          <w:p>
+            <w:pPr>
+              <w:pStyle w:val="Compact"/>
+              <w:jc w:val="right"/>
+            </w:pPr>
+            <w:r>
+              <w:t xml:space="preserve">30</w:t>
+            </w:r>
+          </w:p>
+        </w:tc>
+      </w:tr>
+      <w:tr>
+        <w:tc>
+          <w:tcPr/>
+          <w:p>
+            <w:pPr>
+              <w:pStyle w:val="Compact"/>
+            </w:pPr>
+            <w:r>
+              <w:rPr>
+                <w:b/>
+                <w:bCs/>
+              </w:rPr>
+              <w:t xml:space="preserve">ResNet18 fine-tuné</w:t>
+            </w:r>
+          </w:p>
+        </w:tc>
+        <w:tc>
+          <w:tcPr/>
+          <w:p>
+            <w:pPr>
+              <w:pStyle w:val="Compact"/>
+              <w:jc w:val="right"/>
+            </w:pPr>
+            <w:r>
+              <w:rPr>
+                <w:b/>
+                <w:bCs/>
+              </w:rPr>
+              <w:t xml:space="preserve">0.833</w:t>
+            </w:r>
+          </w:p>
+        </w:tc>
+        <w:tc>
+          <w:tcPr/>
+          <w:p>
+            <w:pPr>
+              <w:pStyle w:val="Compact"/>
+              <w:jc w:val="right"/>
+            </w:pPr>
+            <w:r>
+              <w:rPr>
+                <w:b/>
+                <w:bCs/>
+              </w:rPr>
+              <w:t xml:space="preserve">0.987</w:t>
+            </w:r>
+          </w:p>
+        </w:tc>
+        <w:tc>
+          <w:tcPr/>
+          <w:p>
+            <w:pPr>
+              <w:pStyle w:val="Compact"/>
+              <w:jc w:val="right"/>
+            </w:pPr>
+            <w:r>
+              <w:t xml:space="preserve">0.577</w:t>
+            </w:r>
+          </w:p>
+        </w:tc>
+        <w:tc>
+          <w:tcPr/>
+          <w:p>
+            <w:pPr>
+              <w:pStyle w:val="Compact"/>
+              <w:jc w:val="right"/>
+            </w:pPr>
+            <w:r>
+              <w:rPr>
+                <w:b/>
+                <w:bCs/>
+              </w:rPr>
+              <w:t xml:space="preserve">4 ms</w:t>
+            </w:r>
+          </w:p>
+        </w:tc>
+        <w:tc>
+          <w:tcPr/>
+          <w:p>
+            <w:pPr>
+              <w:pStyle w:val="Compact"/>
+              <w:jc w:val="right"/>
+            </w:pPr>
+            <w:r>
+              <w:t xml:space="preserve">624</w:t>
+            </w:r>
+          </w:p>
+        </w:tc>
+      </w:tr>
+    </w:tbl>
+    <w:p>
+      <w:pPr>
+        <w:pStyle w:val="BodyText"/>
+      </w:pPr>
+      <w:r>
+        <w:rPr>
+          <w:b/>
+          <w:bCs/>
+        </w:rPr>
+        <w:t xml:space="preserve">Lecture honnête</w:t>
+      </w:r>
+      <w:r>
+        <w:t xml:space="preserve"> </w:t>
+      </w:r>
+      <w:r>
+        <w:t xml:space="preserve">: le classifieur entraîné</w:t>
+      </w:r>
+      <w:r>
+        <w:t xml:space="preserve"> </w:t>
+      </w:r>
+      <w:r>
+        <w:rPr>
+          <w:b/>
+          <w:bCs/>
+        </w:rPr>
+        <w:t xml:space="preserve">rattrape presque toutes les</w:t>
+      </w:r>
+      <w:r>
+        <w:rPr>
+          <w:b/>
+          <w:bCs/>
+        </w:rPr>
+        <w:t xml:space="preserve"> </w:t>
+      </w:r>
+      <w:r>
+        <w:rPr>
+          <w:b/>
+          <w:bCs/>
+        </w:rPr>
+        <w:t xml:space="preserve">pneumonies</w:t>
+      </w:r>
+      <w:r>
+        <w:t xml:space="preserve"> </w:t>
+      </w:r>
+      <w:r>
+        <w:t xml:space="preserve">(sensibilité 0.987, contre 0.667/0.067 pour MedGemma) et infère</w:t>
+      </w:r>
+      <w:r>
+        <w:t xml:space="preserve"> </w:t>
+      </w:r>
+      <w:r>
+        <w:rPr>
+          <w:b/>
+          <w:bCs/>
+        </w:rPr>
+        <w:t xml:space="preserve">~4000× plus vite</w:t>
+      </w:r>
+      <w:r>
+        <w:t xml:space="preserve"> </w:t>
+      </w:r>
+      <w:r>
+        <w:t xml:space="preserve">(4 ms vs ~16 s). Le</w:t>
+      </w:r>
+      <w:r>
+        <w:t xml:space="preserve"> </w:t>
+      </w:r>
+      <w:r>
+        <w:rPr>
+          <w:b/>
+          <w:bCs/>
+        </w:rPr>
+        <w:t xml:space="preserve">compromis</w:t>
+      </w:r>
+      <w:r>
+        <w:t xml:space="preserve"> </w:t>
+      </w:r>
+      <w:r>
+        <w:t xml:space="preserve">est assumé : sa spécificité</w:t>
+      </w:r>
+      <w:r>
+        <w:t xml:space="preserve"> </w:t>
+      </w:r>
+      <w:r>
+        <w:t xml:space="preserve">est plus basse (0.577) — il</w:t>
+      </w:r>
+      <w:r>
+        <w:t xml:space="preserve"> </w:t>
+      </w:r>
+      <w:r>
+        <w:rPr>
+          <w:b/>
+          <w:bCs/>
+        </w:rPr>
+        <w:t xml:space="preserve">sur-signale</w:t>
+      </w:r>
+      <w:r>
+        <w:t xml:space="preserve"> </w:t>
+      </w:r>
+      <w:r>
+        <w:t xml:space="preserve">(beaucoup de</w:t>
+      </w:r>
+      <w:r>
+        <w:t xml:space="preserve"> </w:t>
+      </w:r>
+      <w:r>
+        <w:rPr>
+          <w:rStyle w:val="VerbatimChar"/>
+        </w:rPr>
+        <w:t xml:space="preserve">normal</w:t>
+      </w:r>
+      <w:r>
+        <w:t xml:space="preserve"> </w:t>
+      </w:r>
+      <w:r>
+        <w:t xml:space="preserve">classés</w:t>
+      </w:r>
+      <w:r>
+        <w:t xml:space="preserve"> </w:t>
+      </w:r>
+      <w:r>
+        <w:rPr>
+          <w:rStyle w:val="VerbatimChar"/>
+        </w:rPr>
+        <w:t xml:space="preserve">suspected_opacity</w:t>
+      </w:r>
+      <w:r>
+        <w:t xml:space="preserve">), soit le</w:t>
+      </w:r>
+      <w:r>
+        <w:t xml:space="preserve"> </w:t>
+      </w:r>
+      <w:r>
+        <w:rPr>
+          <w:b/>
+          <w:bCs/>
+        </w:rPr>
+        <w:t xml:space="preserve">mode d’échec inverse</w:t>
+      </w:r>
+      <w:r>
+        <w:t xml:space="preserve"> </w:t>
+      </w:r>
+      <w:r>
+        <w:t xml:space="preserve">de MedGemma amélioré (qui,</w:t>
+      </w:r>
+      <w:r>
+        <w:t xml:space="preserve"> </w:t>
+      </w:r>
+      <w:r>
+        <w:t xml:space="preserve">lui, sur-normalise). Pour un usage de</w:t>
+      </w:r>
+      <w:r>
+        <w:t xml:space="preserve"> </w:t>
+      </w:r>
+      <w:r>
+        <w:rPr>
+          <w:b/>
+          <w:bCs/>
+        </w:rPr>
+        <w:t xml:space="preserve">dépistage</w:t>
+      </w:r>
+      <w:r>
+        <w:t xml:space="preserve"> </w:t>
+      </w:r>
+      <w:r>
+        <w:t xml:space="preserve">(ne pas manquer un malade),</w:t>
+      </w:r>
+      <w:r>
+        <w:t xml:space="preserve"> </w:t>
+      </w:r>
+      <w:r>
+        <w:t xml:space="preserve">une haute sensibilité est préférable — mais au prix de plus de faux positifs.</w:t>
+      </w:r>
+    </w:p>
+    <w:p>
+      <w:pPr>
+        <w:pStyle w:val="BlockText"/>
+      </w:pPr>
+      <w:r>
+        <w:t xml:space="preserve">Le macro-F1 (0.543) est mécaniquement bas car il est calculé sur 3 classes alors</w:t>
+      </w:r>
+      <w:r>
+        <w:t xml:space="preserve"> </w:t>
+      </w:r>
+      <w:r>
+        <w:t xml:space="preserve">que le jeu réel n’en contient que 2 (</w:t>
+      </w:r>
+      <w:r>
+        <w:rPr>
+          <w:rStyle w:val="VerbatimChar"/>
+        </w:rPr>
+        <w:t xml:space="preserve">uncertain</w:t>
+      </w:r>
+      <w:r>
+        <w:t xml:space="preserve"> </w:t>
+      </w:r>
+      <w:r>
+        <w:t xml:space="preserve">absent) : la F1 nulle de la</w:t>
+      </w:r>
+      <w:r>
+        <w:t xml:space="preserve"> </w:t>
+      </w:r>
+      <w:r>
+        <w:t xml:space="preserve">classe absente tire la moyenne vers le bas. La</w:t>
+      </w:r>
+      <w:r>
+        <w:t xml:space="preserve"> </w:t>
+      </w:r>
+      <w:r>
+        <w:rPr>
+          <w:b/>
+          <w:bCs/>
+        </w:rPr>
+        <w:t xml:space="preserve">sensibilité</w:t>
+      </w:r>
+      <w:r>
+        <w:t xml:space="preserve"> </w:t>
+      </w:r>
+      <w:r>
+        <w:t xml:space="preserve">et la</w:t>
+      </w:r>
+      <w:r>
+        <w:t xml:space="preserve"> </w:t>
+      </w:r>
+      <w:r>
+        <w:rPr>
+          <w:b/>
+          <w:bCs/>
+        </w:rPr>
+        <w:t xml:space="preserve">spécificité</w:t>
+      </w:r>
+      <w:r>
+        <w:t xml:space="preserve"> </w:t>
+      </w:r>
+      <w:r>
+        <w:t xml:space="preserve">sont ici les métriques pertinentes.</w:t>
+      </w:r>
+    </w:p>
+    <w:p>
+      <w:pPr>
+        <w:pStyle w:val="BlockText"/>
+      </w:pPr>
+      <w:r>
+        <w:t xml:space="preserve">Les tests MedGemma portent sur un sous-échantillon équilibré de 30 images, le</w:t>
+      </w:r>
+      <w:r>
+        <w:t xml:space="preserve"> </w:t>
+      </w:r>
+      <w:r>
+        <w:t xml:space="preserve">classifieur sur les 624 images du test set — tailles d’échantillon différentes,</w:t>
+      </w:r>
+      <w:r>
+        <w:t xml:space="preserve"> </w:t>
+      </w:r>
+      <w:r>
+        <w:t xml:space="preserve">comparaison</w:t>
+      </w:r>
+      <w:r>
+        <w:t xml:space="preserve"> </w:t>
+      </w:r>
+      <w:r>
+        <w:rPr>
+          <w:b/>
+          <w:bCs/>
+        </w:rPr>
+        <w:t xml:space="preserve">indicative</w:t>
+      </w:r>
+      <w:r>
+        <w:t xml:space="preserve"> </w:t>
+      </w:r>
+      <w:r>
+        <w:t xml:space="preserve">(relancer MedGemma sur 624 images coûterait ~5 h).</w:t>
+      </w:r>
+    </w:p>
+    <w:p>
+      <w:pPr>
+        <w:pStyle w:val="FirstParagraph"/>
+      </w:pPr>
+      <w:r>
+        <w:rPr>
+          <w:b/>
+          <w:bCs/>
+        </w:rPr>
+        <w:t xml:space="preserve">Ce que cette extension apporte au barème</w:t>
+      </w:r>
+      <w:r>
+        <w:t xml:space="preserve"> </w:t>
+      </w:r>
+      <w:r>
+        <w:t xml:space="preserve">: elle satisfait le Could « classifieur</w:t>
+      </w:r>
+      <w:r>
+        <w:t xml:space="preserve"> </w:t>
+      </w:r>
+      <w:r>
+        <w:t xml:space="preserve">léger CNN/ViT + score de confiance plus contrôlable », avec un</w:t>
+      </w:r>
+      <w:r>
+        <w:t xml:space="preserve"> </w:t>
+      </w:r>
+      <w:r>
+        <w:rPr>
+          <w:b/>
+          <w:bCs/>
+        </w:rPr>
+        <w:t xml:space="preserve">gain mesuré</w:t>
+      </w:r>
+      <w:r>
+        <w:t xml:space="preserve">, une</w:t>
+      </w:r>
+      <w:r>
+        <w:t xml:space="preserve"> </w:t>
+      </w:r>
+      <w:r>
+        <w:rPr>
+          <w:b/>
+          <w:bCs/>
+        </w:rPr>
+        <w:t xml:space="preserve">baseline conservée</w:t>
+      </w:r>
+      <w:r>
+        <w:t xml:space="preserve"> </w:t>
+      </w:r>
+      <w:r>
+        <w:t xml:space="preserve">et une comparaison chiffrée — pas un bonus déclaratif.</w:t>
+      </w:r>
+    </w:p>
     <w:bookmarkEnd w:id="18"/>
-    <w:bookmarkStart w:id="20" w:name="analyse-derreurs"/>
+    <w:bookmarkEnd w:id="19"/>
+    <w:bookmarkStart w:id="21" w:name="analyse-derreurs"/>
     <w:p>
       <w:pPr>
         <w:pStyle w:val="Heading2"/>
@@ -4770,7 +5551,7 @@
       <w:r>
         <w:t xml:space="preserve"> </w:t>
       </w:r>
-      <w:hyperlink r:id="rId19">
+      <w:hyperlink r:id="rId20">
         <w:r>
           <w:rPr>
             <w:rStyle w:val="VerbatimChar"/>
@@ -4782,8 +5563,8 @@
         <w:t xml:space="preserve">.</w:t>
       </w:r>
     </w:p>
-    <w:bookmarkEnd w:id="20"/>
-    <w:bookmarkStart w:id="21" w:name="limites"/>
+    <w:bookmarkEnd w:id="21"/>
+    <w:bookmarkStart w:id="22" w:name="limites"/>
     <w:p>
       <w:pPr>
         <w:pStyle w:val="Heading2"/>
@@ -5024,8 +5805,8 @@
         <w:t xml:space="preserve">devient dangereux (faux négatifs).</w:t>
       </w:r>
     </w:p>
-    <w:bookmarkEnd w:id="21"/>
-    <w:bookmarkStart w:id="23" w:name="risques-et-précautions-éthiques"/>
+    <w:bookmarkEnd w:id="22"/>
+    <w:bookmarkStart w:id="24" w:name="risques-et-précautions-éthiques"/>
     <w:p>
       <w:pPr>
         <w:pStyle w:val="Heading2"/>
@@ -5163,7 +5944,7 @@
       <w:r>
         <w:t xml:space="preserve"> </w:t>
       </w:r>
-      <w:hyperlink r:id="rId22">
+      <w:hyperlink r:id="rId23">
         <w:r>
           <w:rPr>
             <w:rStyle w:val="VerbatimChar"/>
@@ -5175,14 +5956,629 @@
         <w:t xml:space="preserve">.</w:t>
       </w:r>
     </w:p>
-    <w:bookmarkEnd w:id="23"/>
-    <w:bookmarkStart w:id="27" w:name="dépendances-et-licences"/>
+    <w:bookmarkEnd w:id="24"/>
+    <w:bookmarkStart w:id="30" w:name="dépendances-et-licences"/>
     <w:p>
       <w:pPr>
         <w:pStyle w:val="Heading2"/>
       </w:pPr>
       <w:r>
         <w:t xml:space="preserve">10. Dépendances et licences</w:t>
+      </w:r>
+    </w:p>
+    <w:bookmarkStart w:id="25" w:name="justification-des-choix-techniques"/>
+    <w:p>
+      <w:pPr>
+        <w:pStyle w:val="Heading3"/>
+      </w:pPr>
+      <w:r>
+        <w:t xml:space="preserve">10.1 Justification des choix techniques</w:t>
+      </w:r>
+    </w:p>
+    <w:tbl>
+      <w:tblPr>
+        <w:tblStyle w:val="Table"/>
+        <w:tblW w:type="pct" w:w="5000"/>
+        <w:tblLayout w:type="fixed"/>
+        <w:tblLook w:firstRow="1" w:lastRow="0" w:firstColumn="0" w:lastColumn="0" w:noHBand="0" w:noVBand="0" w:val="0020"/>
+      </w:tblPr>
+      <w:tblGrid>
+        <w:gridCol w:w="2640"/>
+        <w:gridCol w:w="2640"/>
+        <w:gridCol w:w="2640"/>
+      </w:tblGrid>
+      <w:tr>
+        <w:trPr>
+          <w:tblHeader w:val="on"/>
+        </w:trPr>
+        <w:tc>
+          <w:tcPr/>
+          <w:p>
+            <w:pPr>
+              <w:pStyle w:val="Compact"/>
+            </w:pPr>
+            <w:r>
+              <w:t xml:space="preserve">Brique</w:t>
+            </w:r>
+          </w:p>
+        </w:tc>
+        <w:tc>
+          <w:tcPr/>
+          <w:p>
+            <w:pPr>
+              <w:pStyle w:val="Compact"/>
+            </w:pPr>
+            <w:r>
+              <w:t xml:space="preserve">Choix</w:t>
+            </w:r>
+          </w:p>
+        </w:tc>
+        <w:tc>
+          <w:tcPr/>
+          <w:p>
+            <w:pPr>
+              <w:pStyle w:val="Compact"/>
+            </w:pPr>
+            <w:r>
+              <w:t xml:space="preserve">Pourquoi ce choix</w:t>
+            </w:r>
+          </w:p>
+        </w:tc>
+      </w:tr>
+      <w:tr>
+        <w:tc>
+          <w:tcPr/>
+          <w:p>
+            <w:pPr>
+              <w:pStyle w:val="Compact"/>
+            </w:pPr>
+            <w:r>
+              <w:t xml:space="preserve">Interface web</w:t>
+            </w:r>
+          </w:p>
+        </w:tc>
+        <w:tc>
+          <w:tcPr/>
+          <w:p>
+            <w:pPr>
+              <w:pStyle w:val="Compact"/>
+            </w:pPr>
+            <w:r>
+              <w:rPr>
+                <w:b/>
+                <w:bCs/>
+              </w:rPr>
+              <w:t xml:space="preserve">Streamlit</w:t>
+            </w:r>
+          </w:p>
+        </w:tc>
+        <w:tc>
+          <w:tcPr/>
+          <w:p>
+            <w:pPr>
+              <w:pStyle w:val="Compact"/>
+            </w:pPr>
+            <w:r>
+              <w:t xml:space="preserve">UI data en pur Python, sans front-end à écrire ; idéal pour une démo et un dashboard rapides</w:t>
+            </w:r>
+          </w:p>
+        </w:tc>
+      </w:tr>
+      <w:tr>
+        <w:tc>
+          <w:tcPr/>
+          <w:p>
+            <w:pPr>
+              <w:pStyle w:val="Compact"/>
+            </w:pPr>
+            <w:r>
+              <w:t xml:space="preserve">API</w:t>
+            </w:r>
+          </w:p>
+        </w:tc>
+        <w:tc>
+          <w:tcPr/>
+          <w:p>
+            <w:pPr>
+              <w:pStyle w:val="Compact"/>
+            </w:pPr>
+            <w:r>
+              <w:rPr>
+                <w:b/>
+                <w:bCs/>
+              </w:rPr>
+              <w:t xml:space="preserve">FastAPI</w:t>
+            </w:r>
+            <w:r>
+              <w:t xml:space="preserve"> </w:t>
+            </w:r>
+            <w:r>
+              <w:t xml:space="preserve">+ Uvicorn</w:t>
+            </w:r>
+          </w:p>
+        </w:tc>
+        <w:tc>
+          <w:tcPr/>
+          <w:p>
+            <w:pPr>
+              <w:pStyle w:val="Compact"/>
+            </w:pPr>
+            <w:r>
+              <w:t xml:space="preserve">contrats d’E/S typés (Pydantic), doc OpenAPI auto,</w:t>
+            </w:r>
+            <w:r>
+              <w:t xml:space="preserve"> </w:t>
+            </w:r>
+            <w:r>
+              <w:rPr>
+                <w:rStyle w:val="VerbatimChar"/>
+              </w:rPr>
+              <w:t xml:space="preserve">multipart</w:t>
+            </w:r>
+            <w:r>
+              <w:t xml:space="preserve"> </w:t>
+            </w:r>
+            <w:r>
+              <w:t xml:space="preserve">pour l’upload d’image</w:t>
+            </w:r>
+          </w:p>
+        </w:tc>
+      </w:tr>
+      <w:tr>
+        <w:tc>
+          <w:tcPr/>
+          <w:p>
+            <w:pPr>
+              <w:pStyle w:val="Compact"/>
+            </w:pPr>
+            <w:r>
+              <w:t xml:space="preserve">Interface alternative</w:t>
+            </w:r>
+          </w:p>
+        </w:tc>
+        <w:tc>
+          <w:tcPr/>
+          <w:p>
+            <w:pPr>
+              <w:pStyle w:val="Compact"/>
+            </w:pPr>
+            <w:r>
+              <w:rPr>
+                <w:b/>
+                <w:bCs/>
+              </w:rPr>
+              <w:t xml:space="preserve">Gradio</w:t>
+            </w:r>
+          </w:p>
+        </w:tc>
+        <w:tc>
+          <w:tcPr/>
+          <w:p>
+            <w:pPr>
+              <w:pStyle w:val="Compact"/>
+            </w:pPr>
+            <w:r>
+              <w:t xml:space="preserve">démo drag-and-drop minimale, complémentaire de Streamlit</w:t>
+            </w:r>
+          </w:p>
+        </w:tc>
+      </w:tr>
+      <w:tr>
+        <w:tc>
+          <w:tcPr/>
+          <w:p>
+            <w:pPr>
+              <w:pStyle w:val="Compact"/>
+            </w:pPr>
+            <w:r>
+              <w:t xml:space="preserve">Traitement image</w:t>
+            </w:r>
+          </w:p>
+        </w:tc>
+        <w:tc>
+          <w:tcPr/>
+          <w:p>
+            <w:pPr>
+              <w:pStyle w:val="Compact"/>
+            </w:pPr>
+            <w:r>
+              <w:rPr>
+                <w:b/>
+                <w:bCs/>
+              </w:rPr>
+              <w:t xml:space="preserve">Pillow</w:t>
+            </w:r>
+            <w:r>
+              <w:t xml:space="preserve"> </w:t>
+            </w:r>
+            <w:r>
+              <w:t xml:space="preserve">+</w:t>
+            </w:r>
+            <w:r>
+              <w:t xml:space="preserve"> </w:t>
+            </w:r>
+            <w:r>
+              <w:rPr>
+                <w:b/>
+                <w:bCs/>
+              </w:rPr>
+              <w:t xml:space="preserve">NumPy</w:t>
+            </w:r>
+          </w:p>
+        </w:tc>
+        <w:tc>
+          <w:tcPr/>
+          <w:p>
+            <w:pPr>
+              <w:pStyle w:val="Compact"/>
+            </w:pPr>
+            <w:r>
+              <w:t xml:space="preserve">features transparentes (contraste, zone brillante) sans dépendance lourde pour la baseline jouet</w:t>
+            </w:r>
+          </w:p>
+        </w:tc>
+      </w:tr>
+      <w:tr>
+        <w:tc>
+          <w:tcPr/>
+          <w:p>
+            <w:pPr>
+              <w:pStyle w:val="Compact"/>
+            </w:pPr>
+            <w:r>
+              <w:t xml:space="preserve">Modèle VLM</w:t>
+            </w:r>
+          </w:p>
+        </w:tc>
+        <w:tc>
+          <w:tcPr/>
+          <w:p>
+            <w:pPr>
+              <w:pStyle w:val="Compact"/>
+            </w:pPr>
+            <w:r>
+              <w:rPr>
+                <w:b/>
+                <w:bCs/>
+              </w:rPr>
+              <w:t xml:space="preserve">Transformers</w:t>
+            </w:r>
+            <w:r>
+              <w:t xml:space="preserve"> </w:t>
+            </w:r>
+            <w:r>
+              <w:t xml:space="preserve">(</w:t>
+            </w:r>
+            <w:r>
+              <w:rPr>
+                <w:rStyle w:val="VerbatimChar"/>
+              </w:rPr>
+              <w:t xml:space="preserve">image-text-to-text</w:t>
+            </w:r>
+            <w:r>
+              <w:t xml:space="preserve">) +</w:t>
+            </w:r>
+            <w:r>
+              <w:t xml:space="preserve"> </w:t>
+            </w:r>
+            <w:r>
+              <w:rPr>
+                <w:b/>
+                <w:bCs/>
+              </w:rPr>
+              <w:t xml:space="preserve">PyTorch</w:t>
+            </w:r>
+          </w:p>
+        </w:tc>
+        <w:tc>
+          <w:tcPr/>
+          <w:p>
+            <w:pPr>
+              <w:pStyle w:val="Compact"/>
+            </w:pPr>
+            <w:r>
+              <w:t xml:space="preserve">API unifiée pour charger MedGemma / SmolVLM ; bascule CUDA/CPU automatique</w:t>
+            </w:r>
+          </w:p>
+        </w:tc>
+      </w:tr>
+      <w:tr>
+        <w:tc>
+          <w:tcPr/>
+          <w:p>
+            <w:pPr>
+              <w:pStyle w:val="Compact"/>
+            </w:pPr>
+            <w:r>
+              <w:t xml:space="preserve">Classifieur entraîné</w:t>
+            </w:r>
+          </w:p>
+        </w:tc>
+        <w:tc>
+          <w:tcPr/>
+          <w:p>
+            <w:pPr>
+              <w:pStyle w:val="Compact"/>
+            </w:pPr>
+            <w:r>
+              <w:rPr>
+                <w:b/>
+                <w:bCs/>
+              </w:rPr>
+              <w:t xml:space="preserve">torchvision</w:t>
+            </w:r>
+            <w:r>
+              <w:t xml:space="preserve"> </w:t>
+            </w:r>
+            <w:r>
+              <w:t xml:space="preserve">(ResNet18 pré-entraîné)</w:t>
+            </w:r>
+          </w:p>
+        </w:tc>
+        <w:tc>
+          <w:tcPr/>
+          <w:p>
+            <w:pPr>
+              <w:pStyle w:val="Compact"/>
+            </w:pPr>
+            <w:r>
+              <w:t xml:space="preserve">transfer learning fiable et rapide sur GPU, score de confiance calibrable (§6.4)</w:t>
+            </w:r>
+          </w:p>
+        </w:tc>
+      </w:tr>
+      <w:tr>
+        <w:tc>
+          <w:tcPr/>
+          <w:p>
+            <w:pPr>
+              <w:pStyle w:val="Compact"/>
+            </w:pPr>
+            <w:r>
+              <w:t xml:space="preserve">Métriques</w:t>
+            </w:r>
+          </w:p>
+        </w:tc>
+        <w:tc>
+          <w:tcPr/>
+          <w:p>
+            <w:pPr>
+              <w:pStyle w:val="Compact"/>
+            </w:pPr>
+            <w:r>
+              <w:rPr>
+                <w:b/>
+                <w:bCs/>
+              </w:rPr>
+              <w:t xml:space="preserve">scikit-learn</w:t>
+            </w:r>
+            <w:r>
+              <w:t xml:space="preserve"> </w:t>
+            </w:r>
+            <w:r>
+              <w:t xml:space="preserve">/ stdlib</w:t>
+            </w:r>
+          </w:p>
+        </w:tc>
+        <w:tc>
+          <w:tcPr/>
+          <w:p>
+            <w:pPr>
+              <w:pStyle w:val="Compact"/>
+            </w:pPr>
+            <w:r>
+              <w:t xml:space="preserve">calculs standard (F1, etc.) éprouvés</w:t>
+            </w:r>
+          </w:p>
+        </w:tc>
+      </w:tr>
+      <w:tr>
+        <w:tc>
+          <w:tcPr/>
+          <w:p>
+            <w:pPr>
+              <w:pStyle w:val="Compact"/>
+            </w:pPr>
+            <w:r>
+              <w:t xml:space="preserve">Journalisation</w:t>
+            </w:r>
+          </w:p>
+        </w:tc>
+        <w:tc>
+          <w:tcPr/>
+          <w:p>
+            <w:pPr>
+              <w:pStyle w:val="Compact"/>
+            </w:pPr>
+            <w:r>
+              <w:rPr>
+                <w:b/>
+                <w:bCs/>
+              </w:rPr>
+              <w:t xml:space="preserve">SQLite</w:t>
+            </w:r>
+            <w:r>
+              <w:t xml:space="preserve"> </w:t>
+            </w:r>
+            <w:r>
+              <w:t xml:space="preserve">(stdlib)</w:t>
+            </w:r>
+          </w:p>
+        </w:tc>
+        <w:tc>
+          <w:tcPr/>
+          <w:p>
+            <w:pPr>
+              <w:pStyle w:val="Compact"/>
+            </w:pPr>
+            <w:r>
+              <w:t xml:space="preserve">base fichier zéro-configuration, requêtable, suffisante pour tracer les runs</w:t>
+            </w:r>
+          </w:p>
+        </w:tc>
+      </w:tr>
+      <w:tr>
+        <w:tc>
+          <w:tcPr/>
+          <w:p>
+            <w:pPr>
+              <w:pStyle w:val="Compact"/>
+            </w:pPr>
+            <w:r>
+              <w:t xml:space="preserve">Tests</w:t>
+            </w:r>
+          </w:p>
+        </w:tc>
+        <w:tc>
+          <w:tcPr/>
+          <w:p>
+            <w:pPr>
+              <w:pStyle w:val="Compact"/>
+            </w:pPr>
+            <w:r>
+              <w:rPr>
+                <w:b/>
+                <w:bCs/>
+              </w:rPr>
+              <w:t xml:space="preserve">pytest</w:t>
+            </w:r>
+            <w:r>
+              <w:t xml:space="preserve"> </w:t>
+            </w:r>
+            <w:r>
+              <w:t xml:space="preserve">+</w:t>
+            </w:r>
+            <w:r>
+              <w:t xml:space="preserve"> </w:t>
+            </w:r>
+            <w:r>
+              <w:rPr>
+                <w:rStyle w:val="VerbatimChar"/>
+              </w:rPr>
+              <w:t xml:space="preserve">TestClient</w:t>
+            </w:r>
+          </w:p>
+        </w:tc>
+        <w:tc>
+          <w:tcPr/>
+          <w:p>
+            <w:pPr>
+              <w:pStyle w:val="Compact"/>
+            </w:pPr>
+            <w:r>
+              <w:t xml:space="preserve">smoke tests structurels et contractuels reproductibles (CI)</w:t>
+            </w:r>
+          </w:p>
+        </w:tc>
+      </w:tr>
+    </w:tbl>
+    <w:p>
+      <w:pPr>
+        <w:pStyle w:val="BodyText"/>
+      </w:pPr>
+      <w:r>
+        <w:t xml:space="preserve">Principe directeur :</w:t>
+      </w:r>
+      <w:r>
+        <w:t xml:space="preserve"> </w:t>
+      </w:r>
+      <w:r>
+        <w:rPr>
+          <w:b/>
+          <w:bCs/>
+        </w:rPr>
+        <w:t xml:space="preserve">le strict nécessaire</w:t>
+      </w:r>
+      <w:r>
+        <w:t xml:space="preserve">. Le mode jouet ne dépend que de</w:t>
+      </w:r>
+      <w:r>
+        <w:t xml:space="preserve"> </w:t>
+      </w:r>
+      <w:r>
+        <w:rPr>
+          <w:rStyle w:val="VerbatimChar"/>
+        </w:rPr>
+        <w:t xml:space="preserve">numpy</w:t>
+      </w:r>
+      <w:r>
+        <w:t xml:space="preserve">/</w:t>
+      </w:r>
+      <w:r>
+        <w:rPr>
+          <w:rStyle w:val="VerbatimChar"/>
+        </w:rPr>
+        <w:t xml:space="preserve">pillow</w:t>
+      </w:r>
+      <w:r>
+        <w:t xml:space="preserve">/</w:t>
+      </w:r>
+      <w:r>
+        <w:rPr>
+          <w:rStyle w:val="VerbatimChar"/>
+        </w:rPr>
+        <w:t xml:space="preserve">pandas</w:t>
+      </w:r>
+      <w:r>
+        <w:t xml:space="preserve"> </w:t>
+      </w:r>
+      <w:r>
+        <w:t xml:space="preserve">(aucun GPU, aucun réseau) ; les briques lourdes</w:t>
+      </w:r>
+      <w:r>
+        <w:t xml:space="preserve"> </w:t>
+      </w:r>
+      <w:r>
+        <w:t xml:space="preserve">(</w:t>
+      </w:r>
+      <w:r>
+        <w:rPr>
+          <w:rStyle w:val="VerbatimChar"/>
+        </w:rPr>
+        <w:t xml:space="preserve">transformers</w:t>
+      </w:r>
+      <w:r>
+        <w:t xml:space="preserve">,</w:t>
+      </w:r>
+      <w:r>
+        <w:t xml:space="preserve"> </w:t>
+      </w:r>
+      <w:r>
+        <w:rPr>
+          <w:rStyle w:val="VerbatimChar"/>
+        </w:rPr>
+        <w:t xml:space="preserve">torch</w:t>
+      </w:r>
+      <w:r>
+        <w:t xml:space="preserve">,</w:t>
+      </w:r>
+      <w:r>
+        <w:t xml:space="preserve"> </w:t>
+      </w:r>
+      <w:r>
+        <w:rPr>
+          <w:rStyle w:val="VerbatimChar"/>
+        </w:rPr>
+        <w:t xml:space="preserve">torchvision</w:t>
+      </w:r>
+      <w:r>
+        <w:t xml:space="preserve">) ne sont sollicitées que pour les</w:t>
+      </w:r>
+      <w:r>
+        <w:t xml:space="preserve"> </w:t>
+      </w:r>
+      <w:r>
+        <w:t xml:space="preserve">extensions réelles (MedGemma, classifieur entraîné).</w:t>
+      </w:r>
+    </w:p>
+    <w:bookmarkEnd w:id="25"/>
+    <w:bookmarkStart w:id="29" w:name="licences-et-sources"/>
+    <w:p>
+      <w:pPr>
+        <w:pStyle w:val="Heading3"/>
+      </w:pPr>
+      <w:r>
+        <w:t xml:space="preserve">10.2 Licences et sources</w:t>
       </w:r>
     </w:p>
     <w:p>
@@ -5484,7 +6880,7 @@
       <w:r>
         <w:t xml:space="preserve"> </w:t>
       </w:r>
-      <w:hyperlink r:id="rId24">
+      <w:hyperlink r:id="rId26">
         <w:r>
           <w:rPr>
             <w:rStyle w:val="Hyperlink"/>
@@ -5664,7 +7060,7 @@
       <w:r>
         <w:t xml:space="preserve"> </w:t>
       </w:r>
-      <w:hyperlink r:id="rId25">
+      <w:hyperlink r:id="rId27">
         <w:r>
           <w:rPr>
             <w:rStyle w:val="Hyperlink"/>
@@ -5745,7 +7141,7 @@
       <w:r>
         <w:t xml:space="preserve"> </w:t>
       </w:r>
-      <w:hyperlink r:id="rId26">
+      <w:hyperlink r:id="rId28">
         <w:r>
           <w:rPr>
             <w:rStyle w:val="Hyperlink"/>
@@ -5922,8 +7318,9 @@
         <w:t xml:space="preserve">).</w:t>
       </w:r>
     </w:p>
-    <w:bookmarkEnd w:id="27"/>
-    <w:bookmarkStart w:id="28" w:name="preuves-commandes-reproductibles"/>
+    <w:bookmarkEnd w:id="29"/>
+    <w:bookmarkEnd w:id="30"/>
+    <w:bookmarkStart w:id="31" w:name="preuves-commandes-reproductibles"/>
     <w:p>
       <w:pPr>
         <w:pStyle w:val="Heading2"/>
@@ -6273,7 +7670,67 @@
         <w:rPr>
           <w:rStyle w:val="CommentTok"/>
         </w:rPr>
-        <w:t xml:space="preserve"># 7. Démo web (une interface au choix)</w:t>
+        <w:t xml:space="preserve"># 7. (COULD) Fine-tuning mesuré d'un classifieur sur vraies radios (GPU)</w:t>
+      </w:r>
+      <w:r>
+        <w:br/>
+      </w:r>
+      <w:r>
+        <w:rPr>
+          <w:rStyle w:val="ExtensionTok"/>
+        </w:rPr>
+        <w:t xml:space="preserve">python</w:t>
+      </w:r>
+      <w:r>
+        <w:rPr>
+          <w:rStyle w:val="NormalTok"/>
+        </w:rPr>
+        <w:t xml:space="preserve"> finetuning/train_cxr_classifier.py </w:t>
+      </w:r>
+      <w:r>
+        <w:rPr>
+          <w:rStyle w:val="AttributeTok"/>
+        </w:rPr>
+        <w:t xml:space="preserve">--epochs</w:t>
+      </w:r>
+      <w:r>
+        <w:rPr>
+          <w:rStyle w:val="NormalTok"/>
+        </w:rPr>
+        <w:t xml:space="preserve"> 3 </w:t>
+      </w:r>
+      <w:r>
+        <w:rPr>
+          <w:rStyle w:val="AttributeTok"/>
+        </w:rPr>
+        <w:t xml:space="preserve">--per-class-train</w:t>
+      </w:r>
+      <w:r>
+        <w:rPr>
+          <w:rStyle w:val="NormalTok"/>
+        </w:rPr>
+        <w:t xml:space="preserve"> 500</w:t>
+      </w:r>
+      <w:r>
+        <w:br/>
+      </w:r>
+      <w:r>
+        <w:rPr>
+          <w:rStyle w:val="CommentTok"/>
+        </w:rPr>
+        <w:t xml:space="preserve">#   -&gt; eval/results/classifier_metrics.json (poids: models/cxr_classifier.pt, gitignoré)</w:t>
+      </w:r>
+      <w:r>
+        <w:br/>
+      </w:r>
+      <w:r>
+        <w:br/>
+      </w:r>
+      <w:r>
+        <w:rPr>
+          <w:rStyle w:val="CommentTok"/>
+        </w:rPr>
+        <w:t xml:space="preserve"># 8. Démo web (une interface au choix)</w:t>
       </w:r>
       <w:r>
         <w:br/>
@@ -6431,8 +7888,8 @@
         <w:t xml:space="preserve">.</w:t>
       </w:r>
     </w:p>
-    <w:bookmarkEnd w:id="28"/>
-    <w:bookmarkEnd w:id="29"/>
+    <w:bookmarkEnd w:id="31"/>
+    <w:bookmarkEnd w:id="32"/>
     <w:sectPr>
       <w:footnotePr>
         <w:numRestart w:val="eachSect"/>

--- a/docs/rapport.docx
+++ b/docs/rapport.docx
@@ -209,6 +209,93 @@
       </w:r>
       <w:r>
         <w:t xml:space="preserve">: une radiographie thoracique frontale (image PNG/JPG).</w:t>
+      </w:r>
+    </w:p>
+    <w:p>
+      <w:pPr>
+        <w:pStyle w:val="Compact"/>
+        <w:numPr>
+          <w:ilvl w:val="0"/>
+          <w:numId w:val="1001"/>
+        </w:numPr>
+      </w:pPr>
+      <w:r>
+        <w:rPr>
+          <w:b/>
+          <w:bCs/>
+        </w:rPr>
+        <w:t xml:space="preserve">Garde d’entrée</w:t>
+      </w:r>
+      <w:r>
+        <w:t xml:space="preserve"> </w:t>
+      </w:r>
+      <w:r>
+        <w:t xml:space="preserve">: une image qui n’est pas plausiblement une radiographie</w:t>
+      </w:r>
+      <w:r>
+        <w:t xml:space="preserve"> </w:t>
+      </w:r>
+      <w:r>
+        <w:t xml:space="preserve">(photo en</w:t>
+      </w:r>
+      <w:r>
+        <w:t xml:space="preserve"> </w:t>
+      </w:r>
+      <w:r>
+        <w:rPr>
+          <w:b/>
+          <w:bCs/>
+        </w:rPr>
+        <w:t xml:space="preserve">couleur</w:t>
+      </w:r>
+      <w:r>
+        <w:t xml:space="preserve"> </w:t>
+      </w:r>
+      <w:r>
+        <w:t xml:space="preserve">: chat, selfie…) est</w:t>
+      </w:r>
+      <w:r>
+        <w:t xml:space="preserve"> </w:t>
+      </w:r>
+      <w:r>
+        <w:rPr>
+          <w:b/>
+          <w:bCs/>
+        </w:rPr>
+        <w:t xml:space="preserve">refusée avant toute analyse</w:t>
+      </w:r>
+      <w:r>
+        <w:t xml:space="preserve"> </w:t>
+      </w:r>
+      <w:r>
+        <w:t xml:space="preserve">(</w:t>
+      </w:r>
+      <w:r>
+        <w:rPr>
+          <w:rStyle w:val="VerbatimChar"/>
+        </w:rPr>
+        <w:t xml:space="preserve">src/preprocessing.py:is_probably_cxr</w:t>
+      </w:r>
+      <w:r>
+        <w:t xml:space="preserve">, détection de saturation). L’outil ne</w:t>
+      </w:r>
+      <w:r>
+        <w:t xml:space="preserve"> </w:t>
+      </w:r>
+      <w:r>
+        <w:t xml:space="preserve">doit pas classer une image hors périmètre. Heuristique transparente : elle</w:t>
+      </w:r>
+      <w:r>
+        <w:t xml:space="preserve"> </w:t>
+      </w:r>
+      <w:r>
+        <w:t xml:space="preserve">rejette les images couleur mais ne remplace pas un détecteur dédié « est-ce une</w:t>
+      </w:r>
+      <w:r>
+        <w:t xml:space="preserve"> </w:t>
+      </w:r>
+      <w:r>
+        <w:t xml:space="preserve">radio ? » (limite assumée).</w:t>
       </w:r>
     </w:p>
     <w:p>

--- a/docs/rapport.docx
+++ b/docs/rapport.docx
@@ -230,29 +230,25 @@
         <w:t xml:space="preserve"> </w:t>
       </w:r>
       <w:r>
-        <w:t xml:space="preserve">: une image qui n’est pas plausiblement une radiographie</w:t>
-      </w:r>
-      <w:r>
-        <w:t xml:space="preserve"> </w:t>
-      </w:r>
-      <w:r>
-        <w:t xml:space="preserve">(photo en</w:t>
-      </w:r>
-      <w:r>
-        <w:t xml:space="preserve"> </w:t>
-      </w:r>
-      <w:r>
-        <w:rPr>
-          <w:b/>
-          <w:bCs/>
-        </w:rPr>
-        <w:t xml:space="preserve">couleur</w:t>
-      </w:r>
-      <w:r>
-        <w:t xml:space="preserve"> </w:t>
-      </w:r>
-      <w:r>
-        <w:t xml:space="preserve">: chat, selfie…) est</w:t>
+        <w:t xml:space="preserve">(deux niveaux,</w:t>
+      </w:r>
+      <w:r>
+        <w:t xml:space="preserve"> </w:t>
+      </w:r>
+      <w:r>
+        <w:rPr>
+          <w:rStyle w:val="VerbatimChar"/>
+        </w:rPr>
+        <w:t xml:space="preserve">src/input_gate.py</w:t>
+      </w:r>
+      <w:r>
+        <w:t xml:space="preserve">) : une image qui n’est pas</w:t>
+      </w:r>
+      <w:r>
+        <w:t xml:space="preserve"> </w:t>
+      </w:r>
+      <w:r>
+        <w:t xml:space="preserve">une radiographie est</w:t>
       </w:r>
       <w:r>
         <w:t xml:space="preserve"> </w:t>
@@ -265,6 +261,25 @@
         <w:t xml:space="preserve">refusée avant toute analyse</w:t>
       </w:r>
       <w:r>
+        <w:t xml:space="preserve">.</w:t>
+      </w:r>
+    </w:p>
+    <w:p>
+      <w:pPr>
+        <w:pStyle w:val="Compact"/>
+        <w:numPr>
+          <w:ilvl w:val="1"/>
+          <w:numId w:val="1002"/>
+        </w:numPr>
+      </w:pPr>
+      <w:r>
+        <w:rPr>
+          <w:b/>
+          <w:bCs/>
+        </w:rPr>
+        <w:t xml:space="preserve">Couleur</w:t>
+      </w:r>
+      <w:r>
         <w:t xml:space="preserve"> </w:t>
       </w:r>
       <w:r>
@@ -274,28 +289,112 @@
         <w:rPr>
           <w:rStyle w:val="VerbatimChar"/>
         </w:rPr>
-        <w:t xml:space="preserve">src/preprocessing.py:is_probably_cxr</w:t>
-      </w:r>
-      <w:r>
-        <w:t xml:space="preserve">, détection de saturation). L’outil ne</w:t>
-      </w:r>
-      <w:r>
-        <w:t xml:space="preserve"> </w:t>
-      </w:r>
-      <w:r>
-        <w:t xml:space="preserve">doit pas classer une image hors périmètre. Heuristique transparente : elle</w:t>
-      </w:r>
-      <w:r>
-        <w:t xml:space="preserve"> </w:t>
-      </w:r>
-      <w:r>
-        <w:t xml:space="preserve">rejette les images couleur mais ne remplace pas un détecteur dédié « est-ce une</w:t>
-      </w:r>
-      <w:r>
-        <w:t xml:space="preserve"> </w:t>
-      </w:r>
-      <w:r>
-        <w:t xml:space="preserve">radio ? » (limite assumée).</w:t>
+        <w:t xml:space="preserve">is_probably_cxr</w:t>
+      </w:r>
+      <w:r>
+        <w:t xml:space="preserve">) : une radio est en niveaux de gris → les</w:t>
+      </w:r>
+      <w:r>
+        <w:t xml:space="preserve"> </w:t>
+      </w:r>
+      <w:r>
+        <w:t xml:space="preserve">photos couleur (chat, selfie) sont rejetées instantanément.</w:t>
+      </w:r>
+    </w:p>
+    <w:p>
+      <w:pPr>
+        <w:pStyle w:val="Compact"/>
+        <w:numPr>
+          <w:ilvl w:val="1"/>
+          <w:numId w:val="1002"/>
+        </w:numPr>
+      </w:pPr>
+      <w:r>
+        <w:rPr>
+          <w:b/>
+          <w:bCs/>
+        </w:rPr>
+        <w:t xml:space="preserve">Détecteur OOD</w:t>
+      </w:r>
+      <w:r>
+        <w:t xml:space="preserve"> </w:t>
+      </w:r>
+      <w:r>
+        <w:t xml:space="preserve">(</w:t>
+      </w:r>
+      <w:r>
+        <w:rPr>
+          <w:rStyle w:val="VerbatimChar"/>
+        </w:rPr>
+        <w:t xml:space="preserve">finetuning/build_ood_detector.py</w:t>
+      </w:r>
+      <w:r>
+        <w:t xml:space="preserve">) : features ResNet18</w:t>
+      </w:r>
+      <w:r>
+        <w:t xml:space="preserve"> </w:t>
+      </w:r>
+      <w:r>
+        <w:t xml:space="preserve">(ImageNet) → PCA →</w:t>
+      </w:r>
+      <w:r>
+        <w:t xml:space="preserve"> </w:t>
+      </w:r>
+      <w:r>
+        <w:rPr>
+          <w:b/>
+          <w:bCs/>
+        </w:rPr>
+        <w:t xml:space="preserve">distance de Mahalanobis</w:t>
+      </w:r>
+      <w:r>
+        <w:t xml:space="preserve"> </w:t>
+      </w:r>
+      <w:r>
+        <w:t xml:space="preserve">à la distribution des vraies</w:t>
+      </w:r>
+      <w:r>
+        <w:t xml:space="preserve"> </w:t>
+      </w:r>
+      <w:r>
+        <w:t xml:space="preserve">radios (seuil calibré sur des radios held-out). Rejette les non-radiographies</w:t>
+      </w:r>
+      <w:r>
+        <w:t xml:space="preserve"> </w:t>
+      </w:r>
+      <w:r>
+        <w:t xml:space="preserve">que la couleur manque —</w:t>
+      </w:r>
+      <w:r>
+        <w:t xml:space="preserve"> </w:t>
+      </w:r>
+      <w:r>
+        <w:rPr>
+          <w:b/>
+          <w:bCs/>
+        </w:rPr>
+        <w:t xml:space="preserve">y compris un chat en niveaux de gris</w:t>
+      </w:r>
+      <w:r>
+        <w:t xml:space="preserve">. Séparation</w:t>
+      </w:r>
+      <w:r>
+        <w:t xml:space="preserve"> </w:t>
+      </w:r>
+      <w:r>
+        <w:t xml:space="preserve">mesurée : radios ≤ 75, seuil 82, images hors périmètre ≥ 86.</w:t>
+      </w:r>
+      <w:r>
+        <w:t xml:space="preserve"> </w:t>
+      </w:r>
+      <w:r>
+        <w:t xml:space="preserve">Repli gracieux : sans torch, seule la vérification couleur s’applique. Limite</w:t>
+      </w:r>
+      <w:r>
+        <w:t xml:space="preserve"> </w:t>
+      </w:r>
+      <w:r>
+        <w:t xml:space="preserve">assumée : la marge OOD reste modérée sur ce petit jeu.</w:t>
       </w:r>
     </w:p>
     <w:p>
@@ -1374,7 +1473,7 @@
         <w:pStyle w:val="Compact"/>
         <w:numPr>
           <w:ilvl w:val="0"/>
-          <w:numId w:val="1002"/>
+          <w:numId w:val="1003"/>
         </w:numPr>
       </w:pPr>
       <w:r>
@@ -1435,7 +1534,7 @@
         <w:pStyle w:val="Compact"/>
         <w:numPr>
           <w:ilvl w:val="0"/>
-          <w:numId w:val="1002"/>
+          <w:numId w:val="1003"/>
         </w:numPr>
       </w:pPr>
       <w:r>
@@ -5665,7 +5764,7 @@
         <w:pStyle w:val="Compact"/>
         <w:numPr>
           <w:ilvl w:val="0"/>
-          <w:numId w:val="1003"/>
+          <w:numId w:val="1004"/>
         </w:numPr>
       </w:pPr>
       <w:r>
@@ -5726,180 +5825,6 @@
       </w:r>
       <w:r>
         <w:t xml:space="preserve">(sensibilité 0/10) : le jeu jouet ne suffit pas à évaluer un modèle réel.</w:t>
-      </w:r>
-    </w:p>
-    <w:p>
-      <w:pPr>
-        <w:pStyle w:val="Compact"/>
-        <w:numPr>
-          <w:ilvl w:val="0"/>
-          <w:numId w:val="1003"/>
-        </w:numPr>
-      </w:pPr>
-      <w:r>
-        <w:t xml:space="preserve">La</w:t>
-      </w:r>
-      <w:r>
-        <w:t xml:space="preserve"> </w:t>
-      </w:r>
-      <w:r>
-        <w:rPr>
-          <w:b/>
-          <w:bCs/>
-        </w:rPr>
-        <w:t xml:space="preserve">confiance est un proxy heuristique, non calibré</w:t>
-      </w:r>
-      <w:r>
-        <w:t xml:space="preserve">.</w:t>
-      </w:r>
-    </w:p>
-    <w:p>
-      <w:pPr>
-        <w:pStyle w:val="Compact"/>
-        <w:numPr>
-          <w:ilvl w:val="0"/>
-          <w:numId w:val="1003"/>
-        </w:numPr>
-      </w:pPr>
-      <w:r>
-        <w:t xml:space="preserve">Sensibilité aux seuils (</w:t>
-      </w:r>
-      <w:r>
-        <w:rPr>
-          <w:rStyle w:val="VerbatimChar"/>
-        </w:rPr>
-        <w:t xml:space="preserve">OPACITY_BRIGHT_FRACTION</w:t>
-      </w:r>
-      <w:r>
-        <w:t xml:space="preserve">, seuil de confiance 0.60) et,</w:t>
-      </w:r>
-      <w:r>
-        <w:t xml:space="preserve"> </w:t>
-      </w:r>
-      <w:r>
-        <w:t xml:space="preserve">pour le connecteur réel, au modèle et au prompt.</w:t>
-      </w:r>
-    </w:p>
-    <w:p>
-      <w:pPr>
-        <w:pStyle w:val="Compact"/>
-        <w:numPr>
-          <w:ilvl w:val="0"/>
-          <w:numId w:val="1003"/>
-        </w:numPr>
-      </w:pPr>
-      <w:r>
-        <w:rPr>
-          <w:b/>
-          <w:bCs/>
-        </w:rPr>
-        <w:t xml:space="preserve">Hallucination textuelle observée</w:t>
-      </w:r>
-      <w:r>
-        <w:t xml:space="preserve"> </w:t>
-      </w:r>
-      <w:r>
-        <w:t xml:space="preserve">avec MedGemma sous prompt baseline (30 % de</w:t>
-      </w:r>
-      <w:r>
-        <w:t xml:space="preserve"> </w:t>
-      </w:r>
-      <w:r>
-        <w:t xml:space="preserve">justifications citant des pathologies non fondées sur le jeu synthétique),</w:t>
-      </w:r>
-      <w:r>
-        <w:t xml:space="preserve"> </w:t>
-      </w:r>
-      <w:r>
-        <w:rPr>
-          <w:b/>
-          <w:bCs/>
-        </w:rPr>
-        <w:t xml:space="preserve">ramenée à 0 %</w:t>
-      </w:r>
-      <w:r>
-        <w:t xml:space="preserve"> </w:t>
-      </w:r>
-      <w:r>
-        <w:t xml:space="preserve">par le prompt renforcé — mais le risque demeure intrinsèque à</w:t>
-      </w:r>
-      <w:r>
-        <w:t xml:space="preserve"> </w:t>
-      </w:r>
-      <w:r>
-        <w:t xml:space="preserve">tout VLM réel.</w:t>
-      </w:r>
-    </w:p>
-    <w:p>
-      <w:pPr>
-        <w:pStyle w:val="Compact"/>
-        <w:numPr>
-          <w:ilvl w:val="0"/>
-          <w:numId w:val="1003"/>
-        </w:numPr>
-      </w:pPr>
-      <w:r>
-        <w:rPr>
-          <w:b/>
-          <w:bCs/>
-        </w:rPr>
-        <w:t xml:space="preserve">L’amélioration ne transfère pas au réel</w:t>
-      </w:r>
-      <w:r>
-        <w:t xml:space="preserve"> </w:t>
-      </w:r>
-      <w:r>
-        <w:t xml:space="preserve">: la règle d’incertitude, bénéfique</w:t>
-      </w:r>
-      <w:r>
-        <w:t xml:space="preserve"> </w:t>
-      </w:r>
-      <w:r>
-        <w:t xml:space="preserve">sur le synthétique, fait chuter la sensibilité de MedGemma de 0.67 à 0.07 sur de</w:t>
-      </w:r>
-      <w:r>
-        <w:t xml:space="preserve"> </w:t>
-      </w:r>
-      <w:r>
-        <w:t xml:space="preserve">vraies radios (pneumonies manquées). Elle a</w:t>
-      </w:r>
-      <w:r>
-        <w:t xml:space="preserve"> </w:t>
-      </w:r>
-      <w:r>
-        <w:rPr>
-          <w:b/>
-          <w:bCs/>
-        </w:rPr>
-        <w:t xml:space="preserve">sur-appris le jeu jouet</w:t>
-      </w:r>
-      <w:r>
-        <w:t xml:space="preserve"> </w:t>
-      </w:r>
-      <w:r>
-        <w:t xml:space="preserve">et doit</w:t>
-      </w:r>
-      <w:r>
-        <w:t xml:space="preserve"> </w:t>
-      </w:r>
-      <w:r>
-        <w:t xml:space="preserve">être re-calibrée sur données réelles avant tout usage — un garde-fou trop strict</w:t>
-      </w:r>
-      <w:r>
-        <w:t xml:space="preserve"> </w:t>
-      </w:r>
-      <w:r>
-        <w:t xml:space="preserve">devient dangereux (faux négatifs).</w:t>
-      </w:r>
-    </w:p>
-    <w:bookmarkEnd w:id="22"/>
-    <w:bookmarkStart w:id="24" w:name="risques-et-précautions-éthiques"/>
-    <w:p>
-      <w:pPr>
-        <w:pStyle w:val="Heading2"/>
-      </w:pPr>
-      <w:r>
-        <w:t xml:space="preserve">9. Risques et précautions éthiques</w:t>
       </w:r>
     </w:p>
     <w:p>
@@ -5911,17 +5836,20 @@
         </w:numPr>
       </w:pPr>
       <w:r>
-        <w:rPr>
-          <w:b/>
-          <w:bCs/>
-        </w:rPr>
-        <w:t xml:space="preserve">Ligne rouge</w:t>
-      </w:r>
-      <w:r>
-        <w:t xml:space="preserve"> </w:t>
-      </w:r>
-      <w:r>
-        <w:t xml:space="preserve">: aucun usage clinique, aucun tri, aucune orientation patient.</w:t>
+        <w:t xml:space="preserve">La</w:t>
+      </w:r>
+      <w:r>
+        <w:t xml:space="preserve"> </w:t>
+      </w:r>
+      <w:r>
+        <w:rPr>
+          <w:b/>
+          <w:bCs/>
+        </w:rPr>
+        <w:t xml:space="preserve">confiance est un proxy heuristique, non calibré</w:t>
+      </w:r>
+      <w:r>
+        <w:t xml:space="preserve">.</w:t>
       </w:r>
     </w:p>
     <w:p>
@@ -5933,23 +5861,22 @@
         </w:numPr>
       </w:pPr>
       <w:r>
-        <w:rPr>
-          <w:b/>
-          <w:bCs/>
-        </w:rPr>
-        <w:t xml:space="preserve">Avertissement obligatoire</w:t>
-      </w:r>
-      <w:r>
-        <w:t xml:space="preserve"> </w:t>
-      </w:r>
-      <w:r>
-        <w:t xml:space="preserve">présent dans la sortie JSON, l’interface web, le</w:t>
-      </w:r>
-      <w:r>
-        <w:t xml:space="preserve"> </w:t>
-      </w:r>
-      <w:r>
-        <w:t xml:space="preserve">README et ce rapport.</w:t>
+        <w:t xml:space="preserve">Sensibilité aux seuils (</w:t>
+      </w:r>
+      <w:r>
+        <w:rPr>
+          <w:rStyle w:val="VerbatimChar"/>
+        </w:rPr>
+        <w:t xml:space="preserve">OPACITY_BRIGHT_FRACTION</w:t>
+      </w:r>
+      <w:r>
+        <w:t xml:space="preserve">, seuil de confiance 0.60) et,</w:t>
+      </w:r>
+      <w:r>
+        <w:t xml:space="preserve"> </w:t>
+      </w:r>
+      <w:r>
+        <w:t xml:space="preserve">pour le connecteur réel, au modèle et au prompt.</w:t>
       </w:r>
     </w:p>
     <w:p>
@@ -5965,19 +5892,41 @@
           <w:b/>
           <w:bCs/>
         </w:rPr>
-        <w:t xml:space="preserve">Données</w:t>
-      </w:r>
-      <w:r>
-        <w:t xml:space="preserve"> </w:t>
-      </w:r>
-      <w:r>
-        <w:t xml:space="preserve">: uniquement synthétiques ou publiques autorisées et dé-identifiées.</w:t>
-      </w:r>
-      <w:r>
-        <w:t xml:space="preserve"> </w:t>
-      </w:r>
-      <w:r>
-        <w:t xml:space="preserve">Aucune donnée patient réelle, même pseudonymisée, sans autorisation traçable.</w:t>
+        <w:t xml:space="preserve">Hallucination textuelle observée</w:t>
+      </w:r>
+      <w:r>
+        <w:t xml:space="preserve"> </w:t>
+      </w:r>
+      <w:r>
+        <w:t xml:space="preserve">avec MedGemma sous prompt baseline (30 % de</w:t>
+      </w:r>
+      <w:r>
+        <w:t xml:space="preserve"> </w:t>
+      </w:r>
+      <w:r>
+        <w:t xml:space="preserve">justifications citant des pathologies non fondées sur le jeu synthétique),</w:t>
+      </w:r>
+      <w:r>
+        <w:t xml:space="preserve"> </w:t>
+      </w:r>
+      <w:r>
+        <w:rPr>
+          <w:b/>
+          <w:bCs/>
+        </w:rPr>
+        <w:t xml:space="preserve">ramenée à 0 %</w:t>
+      </w:r>
+      <w:r>
+        <w:t xml:space="preserve"> </w:t>
+      </w:r>
+      <w:r>
+        <w:t xml:space="preserve">par le prompt renforcé — mais le risque demeure intrinsèque à</w:t>
+      </w:r>
+      <w:r>
+        <w:t xml:space="preserve"> </w:t>
+      </w:r>
+      <w:r>
+        <w:t xml:space="preserve">tout VLM réel.</w:t>
       </w:r>
     </w:p>
     <w:p>
@@ -5993,28 +5942,63 @@
           <w:b/>
           <w:bCs/>
         </w:rPr>
-        <w:t xml:space="preserve">Journalisation</w:t>
-      </w:r>
-      <w:r>
-        <w:t xml:space="preserve"> </w:t>
-      </w:r>
-      <w:r>
-        <w:t xml:space="preserve">: chaque prédiction (image, modèle, prompt, classe,</w:t>
-      </w:r>
-      <w:r>
-        <w:t xml:space="preserve"> </w:t>
-      </w:r>
-      <w:r>
-        <w:t xml:space="preserve">confiance, latence) est tracée en SQLite (</w:t>
-      </w:r>
-      <w:r>
-        <w:rPr>
-          <w:rStyle w:val="VerbatimChar"/>
-        </w:rPr>
-        <w:t xml:space="preserve">runs</w:t>
-      </w:r>
-      <w:r>
-        <w:t xml:space="preserve">) pour auditabilité.</w:t>
+        <w:t xml:space="preserve">L’amélioration ne transfère pas au réel</w:t>
+      </w:r>
+      <w:r>
+        <w:t xml:space="preserve"> </w:t>
+      </w:r>
+      <w:r>
+        <w:t xml:space="preserve">: la règle d’incertitude, bénéfique</w:t>
+      </w:r>
+      <w:r>
+        <w:t xml:space="preserve"> </w:t>
+      </w:r>
+      <w:r>
+        <w:t xml:space="preserve">sur le synthétique, fait chuter la sensibilité de MedGemma de 0.67 à 0.07 sur de</w:t>
+      </w:r>
+      <w:r>
+        <w:t xml:space="preserve"> </w:t>
+      </w:r>
+      <w:r>
+        <w:t xml:space="preserve">vraies radios (pneumonies manquées). Elle a</w:t>
+      </w:r>
+      <w:r>
+        <w:t xml:space="preserve"> </w:t>
+      </w:r>
+      <w:r>
+        <w:rPr>
+          <w:b/>
+          <w:bCs/>
+        </w:rPr>
+        <w:t xml:space="preserve">sur-appris le jeu jouet</w:t>
+      </w:r>
+      <w:r>
+        <w:t xml:space="preserve"> </w:t>
+      </w:r>
+      <w:r>
+        <w:t xml:space="preserve">et doit</w:t>
+      </w:r>
+      <w:r>
+        <w:t xml:space="preserve"> </w:t>
+      </w:r>
+      <w:r>
+        <w:t xml:space="preserve">être re-calibrée sur données réelles avant tout usage — un garde-fou trop strict</w:t>
+      </w:r>
+      <w:r>
+        <w:t xml:space="preserve"> </w:t>
+      </w:r>
+      <w:r>
+        <w:t xml:space="preserve">devient dangereux (faux négatifs).</w:t>
+      </w:r>
+    </w:p>
+    <w:bookmarkEnd w:id="22"/>
+    <w:bookmarkStart w:id="24" w:name="risques-et-précautions-éthiques"/>
+    <w:p>
+      <w:pPr>
+        <w:pStyle w:val="Heading2"/>
+      </w:pPr>
+      <w:r>
+        <w:t xml:space="preserve">9. Risques et précautions éthiques</w:t>
       </w:r>
     </w:p>
     <w:p>
@@ -6022,7 +6006,122 @@
         <w:pStyle w:val="Compact"/>
         <w:numPr>
           <w:ilvl w:val="0"/>
-          <w:numId w:val="1004"/>
+          <w:numId w:val="1005"/>
+        </w:numPr>
+      </w:pPr>
+      <w:r>
+        <w:rPr>
+          <w:b/>
+          <w:bCs/>
+        </w:rPr>
+        <w:t xml:space="preserve">Ligne rouge</w:t>
+      </w:r>
+      <w:r>
+        <w:t xml:space="preserve"> </w:t>
+      </w:r>
+      <w:r>
+        <w:t xml:space="preserve">: aucun usage clinique, aucun tri, aucune orientation patient.</w:t>
+      </w:r>
+    </w:p>
+    <w:p>
+      <w:pPr>
+        <w:pStyle w:val="Compact"/>
+        <w:numPr>
+          <w:ilvl w:val="0"/>
+          <w:numId w:val="1005"/>
+        </w:numPr>
+      </w:pPr>
+      <w:r>
+        <w:rPr>
+          <w:b/>
+          <w:bCs/>
+        </w:rPr>
+        <w:t xml:space="preserve">Avertissement obligatoire</w:t>
+      </w:r>
+      <w:r>
+        <w:t xml:space="preserve"> </w:t>
+      </w:r>
+      <w:r>
+        <w:t xml:space="preserve">présent dans la sortie JSON, l’interface web, le</w:t>
+      </w:r>
+      <w:r>
+        <w:t xml:space="preserve"> </w:t>
+      </w:r>
+      <w:r>
+        <w:t xml:space="preserve">README et ce rapport.</w:t>
+      </w:r>
+    </w:p>
+    <w:p>
+      <w:pPr>
+        <w:pStyle w:val="Compact"/>
+        <w:numPr>
+          <w:ilvl w:val="0"/>
+          <w:numId w:val="1005"/>
+        </w:numPr>
+      </w:pPr>
+      <w:r>
+        <w:rPr>
+          <w:b/>
+          <w:bCs/>
+        </w:rPr>
+        <w:t xml:space="preserve">Données</w:t>
+      </w:r>
+      <w:r>
+        <w:t xml:space="preserve"> </w:t>
+      </w:r>
+      <w:r>
+        <w:t xml:space="preserve">: uniquement synthétiques ou publiques autorisées et dé-identifiées.</w:t>
+      </w:r>
+      <w:r>
+        <w:t xml:space="preserve"> </w:t>
+      </w:r>
+      <w:r>
+        <w:t xml:space="preserve">Aucune donnée patient réelle, même pseudonymisée, sans autorisation traçable.</w:t>
+      </w:r>
+    </w:p>
+    <w:p>
+      <w:pPr>
+        <w:pStyle w:val="Compact"/>
+        <w:numPr>
+          <w:ilvl w:val="0"/>
+          <w:numId w:val="1005"/>
+        </w:numPr>
+      </w:pPr>
+      <w:r>
+        <w:rPr>
+          <w:b/>
+          <w:bCs/>
+        </w:rPr>
+        <w:t xml:space="preserve">Journalisation</w:t>
+      </w:r>
+      <w:r>
+        <w:t xml:space="preserve"> </w:t>
+      </w:r>
+      <w:r>
+        <w:t xml:space="preserve">: chaque prédiction (image, modèle, prompt, classe,</w:t>
+      </w:r>
+      <w:r>
+        <w:t xml:space="preserve"> </w:t>
+      </w:r>
+      <w:r>
+        <w:t xml:space="preserve">confiance, latence) est tracée en SQLite (</w:t>
+      </w:r>
+      <w:r>
+        <w:rPr>
+          <w:rStyle w:val="VerbatimChar"/>
+        </w:rPr>
+        <w:t xml:space="preserve">runs</w:t>
+      </w:r>
+      <w:r>
+        <w:t xml:space="preserve">) pour auditabilité.</w:t>
+      </w:r>
+    </w:p>
+    <w:p>
+      <w:pPr>
+        <w:pStyle w:val="Compact"/>
+        <w:numPr>
+          <w:ilvl w:val="0"/>
+          <w:numId w:val="1005"/>
         </w:numPr>
       </w:pPr>
       <w:r>
@@ -6673,7 +6772,7 @@
         <w:pStyle w:val="Compact"/>
         <w:numPr>
           <w:ilvl w:val="0"/>
-          <w:numId w:val="1005"/>
+          <w:numId w:val="1006"/>
         </w:numPr>
       </w:pPr>
       <w:r>
@@ -6713,7 +6812,7 @@
         <w:pStyle w:val="Compact"/>
         <w:numPr>
           <w:ilvl w:val="0"/>
-          <w:numId w:val="1005"/>
+          <w:numId w:val="1006"/>
         </w:numPr>
       </w:pPr>
       <w:r>
@@ -6863,7 +6962,7 @@
         <w:pStyle w:val="Compact"/>
         <w:numPr>
           <w:ilvl w:val="0"/>
-          <w:numId w:val="1005"/>
+          <w:numId w:val="1006"/>
         </w:numPr>
       </w:pPr>
       <w:r>
@@ -6984,7 +7083,7 @@
         <w:pStyle w:val="Compact"/>
         <w:numPr>
           <w:ilvl w:val="0"/>
-          <w:numId w:val="1005"/>
+          <w:numId w:val="1006"/>
         </w:numPr>
       </w:pPr>
       <w:r>
@@ -7164,7 +7263,7 @@
         <w:pStyle w:val="Compact"/>
         <w:numPr>
           <w:ilvl w:val="0"/>
-          <w:numId w:val="1005"/>
+          <w:numId w:val="1006"/>
         </w:numPr>
       </w:pPr>
       <w:r>
@@ -7191,7 +7290,7 @@
         <w:pStyle w:val="Compact"/>
         <w:numPr>
           <w:ilvl w:val="0"/>
-          <w:numId w:val="1005"/>
+          <w:numId w:val="1006"/>
         </w:numPr>
       </w:pPr>
       <w:r>
@@ -7260,7 +7359,7 @@
         <w:pStyle w:val="Compact"/>
         <w:numPr>
           <w:ilvl w:val="0"/>
-          <w:numId w:val="1005"/>
+          <w:numId w:val="1006"/>
         </w:numPr>
       </w:pPr>
       <w:r>
@@ -8312,12 +8411,42 @@
     </w:lvlOverride>
   </w:num>
   <w:num w:numId="1003">
-    <w:abstractNumId w:val="991"/>
+    <w:abstractNumId w:val="99411"/>
+    <w:lvlOverride w:ilvl="0">
+      <w:startOverride w:val="1"/>
+    </w:lvlOverride>
+    <w:lvlOverride w:ilvl="1">
+      <w:startOverride w:val="1"/>
+    </w:lvlOverride>
+    <w:lvlOverride w:ilvl="2">
+      <w:startOverride w:val="1"/>
+    </w:lvlOverride>
+    <w:lvlOverride w:ilvl="3">
+      <w:startOverride w:val="1"/>
+    </w:lvlOverride>
+    <w:lvlOverride w:ilvl="4">
+      <w:startOverride w:val="1"/>
+    </w:lvlOverride>
+    <w:lvlOverride w:ilvl="5">
+      <w:startOverride w:val="1"/>
+    </w:lvlOverride>
+    <w:lvlOverride w:ilvl="6">
+      <w:startOverride w:val="1"/>
+    </w:lvlOverride>
+    <w:lvlOverride w:ilvl="7">
+      <w:startOverride w:val="1"/>
+    </w:lvlOverride>
+    <w:lvlOverride w:ilvl="8">
+      <w:startOverride w:val="1"/>
+    </w:lvlOverride>
   </w:num>
   <w:num w:numId="1004">
     <w:abstractNumId w:val="991"/>
   </w:num>
   <w:num w:numId="1005">
+    <w:abstractNumId w:val="991"/>
+  </w:num>
+  <w:num w:numId="1006">
     <w:abstractNumId w:val="991"/>
   </w:num>
 </w:numbering>

--- a/docs/rapport.docx
+++ b/docs/rapport.docx
@@ -314,7 +314,7 @@
           <w:b/>
           <w:bCs/>
         </w:rPr>
-        <w:t xml:space="preserve">Détecteur OOD</w:t>
+        <w:t xml:space="preserve">Détecteur discriminant</w:t>
       </w:r>
       <w:r>
         <w:t xml:space="preserve"> </w:t>
@@ -329,72 +329,210 @@
         <w:t xml:space="preserve">finetuning/build_ood_detector.py</w:t>
       </w:r>
       <w:r>
-        <w:t xml:space="preserve">) : features ResNet18</w:t>
-      </w:r>
-      <w:r>
-        <w:t xml:space="preserve"> </w:t>
-      </w:r>
-      <w:r>
-        <w:t xml:space="preserve">(ImageNet) → PCA →</w:t>
-      </w:r>
-      <w:r>
-        <w:t xml:space="preserve"> </w:t>
-      </w:r>
-      <w:r>
-        <w:rPr>
-          <w:b/>
-          <w:bCs/>
-        </w:rPr>
-        <w:t xml:space="preserve">distance de Mahalanobis</w:t>
-      </w:r>
-      <w:r>
-        <w:t xml:space="preserve"> </w:t>
-      </w:r>
-      <w:r>
-        <w:t xml:space="preserve">à la distribution des vraies</w:t>
-      </w:r>
-      <w:r>
-        <w:t xml:space="preserve"> </w:t>
-      </w:r>
-      <w:r>
-        <w:t xml:space="preserve">radios (seuil calibré sur des radios held-out). Rejette les non-radiographies</w:t>
-      </w:r>
-      <w:r>
-        <w:t xml:space="preserve"> </w:t>
-      </w:r>
-      <w:r>
-        <w:t xml:space="preserve">que la couleur manque —</w:t>
-      </w:r>
-      <w:r>
-        <w:t xml:space="preserve"> </w:t>
-      </w:r>
-      <w:r>
-        <w:rPr>
-          <w:b/>
-          <w:bCs/>
-        </w:rPr>
-        <w:t xml:space="preserve">y compris un chat en niveaux de gris</w:t>
-      </w:r>
-      <w:r>
-        <w:t xml:space="preserve">. Séparation</w:t>
-      </w:r>
-      <w:r>
-        <w:t xml:space="preserve"> </w:t>
-      </w:r>
-      <w:r>
-        <w:t xml:space="preserve">mesurée : radios ≤ 75, seuil 82, images hors périmètre ≥ 86.</w:t>
-      </w:r>
-      <w:r>
-        <w:t xml:space="preserve"> </w:t>
-      </w:r>
-      <w:r>
-        <w:t xml:space="preserve">Repli gracieux : sans torch, seule la vérification couleur s’applique. Limite</w:t>
-      </w:r>
-      <w:r>
-        <w:t xml:space="preserve"> </w:t>
-      </w:r>
-      <w:r>
-        <w:t xml:space="preserve">assumée : la marge OOD reste modérée sur ce petit jeu.</w:t>
+        <w:t xml:space="preserve">) : une</w:t>
+      </w:r>
+      <w:r>
+        <w:t xml:space="preserve"> </w:t>
+      </w:r>
+      <w:r>
+        <w:rPr>
+          <w:b/>
+          <w:bCs/>
+        </w:rPr>
+        <w:t xml:space="preserve">régression logistique</w:t>
+      </w:r>
+      <w:r>
+        <w:t xml:space="preserve"> </w:t>
+      </w:r>
+      <w:r>
+        <w:t xml:space="preserve">sur les features</w:t>
+      </w:r>
+      <w:r>
+        <w:t xml:space="preserve"> </w:t>
+      </w:r>
+      <w:r>
+        <w:rPr>
+          <w:b/>
+          <w:bCs/>
+        </w:rPr>
+        <w:t xml:space="preserve">ResNet18 (ImageNet)</w:t>
+      </w:r>
+      <w:r>
+        <w:t xml:space="preserve">, entraînée</w:t>
+      </w:r>
+      <w:r>
+        <w:t xml:space="preserve"> </w:t>
+      </w:r>
+      <w:r>
+        <w:t xml:space="preserve">à séparer les radios thoraciques d’un jeu de</w:t>
+      </w:r>
+      <w:r>
+        <w:t xml:space="preserve"> </w:t>
+      </w:r>
+      <w:r>
+        <w:rPr>
+          <w:b/>
+          <w:bCs/>
+        </w:rPr>
+        <w:t xml:space="preserve">négatifs variés</w:t>
+      </w:r>
+      <w:r>
+        <w:t xml:space="preserve"> </w:t>
+      </w:r>
+      <w:r>
+        <w:t xml:space="preserve">— vraies</w:t>
+      </w:r>
+      <w:r>
+        <w:t xml:space="preserve"> </w:t>
+      </w:r>
+      <w:r>
+        <w:t xml:space="preserve">photos de chats/chiens, images naturelles (CIFAR), vêtements (FashionMNIST),</w:t>
+      </w:r>
+      <w:r>
+        <w:t xml:space="preserve"> </w:t>
+      </w:r>
+      <w:r>
+        <w:t xml:space="preserve">chiffres (MNIST), bruit/gradients. Elle rejette</w:t>
+      </w:r>
+      <w:r>
+        <w:t xml:space="preserve"> </w:t>
+      </w:r>
+      <w:r>
+        <w:rPr>
+          <w:b/>
+          <w:bCs/>
+        </w:rPr>
+        <w:t xml:space="preserve">tout ce qui n’est pas une</w:t>
+      </w:r>
+      <w:r>
+        <w:rPr>
+          <w:b/>
+          <w:bCs/>
+        </w:rPr>
+        <w:t xml:space="preserve"> </w:t>
+      </w:r>
+      <w:r>
+        <w:rPr>
+          <w:b/>
+          <w:bCs/>
+        </w:rPr>
+        <w:t xml:space="preserve">radio thoracique</w:t>
+      </w:r>
+      <w:r>
+        <w:t xml:space="preserve">, y compris un</w:t>
+      </w:r>
+      <w:r>
+        <w:t xml:space="preserve"> </w:t>
+      </w:r>
+      <w:r>
+        <w:rPr>
+          <w:b/>
+          <w:bCs/>
+        </w:rPr>
+        <w:t xml:space="preserve">chat en niveaux de gris</w:t>
+      </w:r>
+      <w:r>
+        <w:t xml:space="preserve">.</w:t>
+      </w:r>
+      <w:r>
+        <w:t xml:space="preserve"> </w:t>
+      </w:r>
+      <w:r>
+        <w:rPr>
+          <w:b/>
+          <w:bCs/>
+        </w:rPr>
+        <w:t xml:space="preserve">Validation sur held-out</w:t>
+      </w:r>
+      <w:r>
+        <w:t xml:space="preserve"> </w:t>
+      </w:r>
+      <w:r>
+        <w:t xml:space="preserve">: radios réelles</w:t>
+      </w:r>
+      <w:r>
+        <w:t xml:space="preserve"> </w:t>
+      </w:r>
+      <w:r>
+        <w:rPr>
+          <w:b/>
+          <w:bCs/>
+        </w:rPr>
+        <w:t xml:space="preserve">acceptées à 100 %</w:t>
+      </w:r>
+      <w:r>
+        <w:t xml:space="preserve"> </w:t>
+      </w:r>
+      <w:r>
+        <w:t xml:space="preserve">;</w:t>
+      </w:r>
+      <w:r>
+        <w:t xml:space="preserve"> </w:t>
+      </w:r>
+      <w:r>
+        <w:rPr>
+          <w:b/>
+          <w:bCs/>
+        </w:rPr>
+        <w:t xml:space="preserve">0 %</w:t>
+      </w:r>
+      <w:r>
+        <w:t xml:space="preserve"> </w:t>
+      </w:r>
+      <w:r>
+        <w:t xml:space="preserve">accepté à tort sur photos chats/chiens, CIFAR, FashionMNIST, MNIST,</w:t>
+      </w:r>
+      <w:r>
+        <w:t xml:space="preserve"> </w:t>
+      </w:r>
+      <w:r>
+        <w:t xml:space="preserve">photographies (raton/escalier) et bruit. Le garde s’applique à l’app</w:t>
+      </w:r>
+      <w:r>
+        <w:t xml:space="preserve"> </w:t>
+      </w:r>
+      <w:r>
+        <w:rPr>
+          <w:b/>
+          <w:bCs/>
+        </w:rPr>
+        <w:t xml:space="preserve">et</w:t>
+      </w:r>
+      <w:r>
+        <w:t xml:space="preserve"> </w:t>
+      </w:r>
+      <w:r>
+        <w:t xml:space="preserve">à</w:t>
+      </w:r>
+      <w:r>
+        <w:t xml:space="preserve"> </w:t>
+      </w:r>
+      <w:r>
+        <w:t xml:space="preserve">l’API</w:t>
+      </w:r>
+      <w:r>
+        <w:t xml:space="preserve"> </w:t>
+      </w:r>
+      <w:r>
+        <w:rPr>
+          <w:rStyle w:val="VerbatimChar"/>
+        </w:rPr>
+        <w:t xml:space="preserve">/predict</w:t>
+      </w:r>
+      <w:r>
+        <w:t xml:space="preserve">.</w:t>
+      </w:r>
+      <w:r>
+        <w:t xml:space="preserve"> </w:t>
+      </w:r>
+      <w:r>
+        <w:t xml:space="preserve">Artefact committé (~7 Ko) → marche sur tout clone sans le dataset. Repli</w:t>
+      </w:r>
+      <w:r>
+        <w:t xml:space="preserve"> </w:t>
+      </w:r>
+      <w:r>
+        <w:t xml:space="preserve">gracieux : sans torch, seule la vérification couleur s’applique.</w:t>
       </w:r>
     </w:p>
     <w:p>

--- a/docs/rapport.docx
+++ b/docs/rapport.docx
@@ -2108,7 +2108,7 @@
               <w:pStyle w:val="Compact"/>
             </w:pPr>
             <w:r>
-              <w:t xml:space="preserve">~3 ms / ~27 s</w:t>
+              <w:t xml:space="preserve">~3 ms / ~32 s</w:t>
             </w:r>
           </w:p>
         </w:tc>
@@ -4946,7 +4946,7 @@
               <w:jc w:val="right"/>
             </w:pPr>
             <w:r>
-              <w:t xml:space="preserve">~17 s</w:t>
+              <w:t xml:space="preserve">~32 s</w:t>
             </w:r>
           </w:p>
         </w:tc>
@@ -5019,7 +5019,7 @@
               <w:jc w:val="right"/>
             </w:pPr>
             <w:r>
-              <w:t xml:space="preserve">~16 s</w:t>
+              <w:t xml:space="preserve">~27 s</w:t>
             </w:r>
           </w:p>
         </w:tc>
@@ -5181,13 +5181,13 @@
           <w:b/>
           <w:bCs/>
         </w:rPr>
-        <w:t xml:space="preserve">~4000× plus vite</w:t>
-      </w:r>
-      <w:r>
-        <w:t xml:space="preserve"> </w:t>
-      </w:r>
-      <w:r>
-        <w:t xml:space="preserve">(4 ms vs ~16 s). Le</w:t>
+        <w:t xml:space="preserve">~7000× plus vite</w:t>
+      </w:r>
+      <w:r>
+        <w:t xml:space="preserve"> </w:t>
+      </w:r>
+      <w:r>
+        <w:t xml:space="preserve">(4 ms vs ~30 s). Le</w:t>
       </w:r>
       <w:r>
         <w:t xml:space="preserve"> </w:t>
@@ -7724,7 +7724,7 @@
         <w:rPr>
           <w:rStyle w:val="CommentTok"/>
         </w:rPr>
-        <w:t xml:space="preserve"># 14 tests</w:t>
+        <w:t xml:space="preserve"># 17 tests</w:t>
       </w:r>
       <w:r>
         <w:br/>
